--- a/storage/app/templates/nphd_template.docx
+++ b/storage/app/templates/nphd_template.docx
@@ -1125,7 +1125,7 @@
                 <w:rFonts w:ascii="Times New Roman" w:hAnsi="Times New Roman" w:cs="Times New Roman"/>
                 <w:b/>
               </w:rPr>
-              <w:t>2. {{NAMAKETUA}}</w:t>
+              <w:t>2. {{NAMA PENERIMA MANFAAT}}</w:t>
             </w:r>
             <w:r>
               <w:rPr>
@@ -5670,7 +5670,7 @@
                 <w:u w:val="single"/>
                 <w:lang w:val="en-US"/>
               </w:rPr>
-              <w:t>{{NAMAKETUA}}</w:t>
+              <w:t>{{NAMA PENERIMA MANFAAT}}</w:t>
             </w:r>
           </w:p>
           <w:p>
@@ -7334,7 +7334,7 @@
                 <w:b/>
                 <w:lang w:val="en-US"/>
               </w:rPr>
-              <w:t>{{NAMAKETUA}}</w:t>
+              <w:t>{{NAMA PENERIMA MANFAAT}}</w:t>
             </w:r>
           </w:p>
           <w:p>
@@ -9076,7 +9076,7 @@
                 <w:u w:val="single"/>
                 <w:lang w:val="en-US"/>
               </w:rPr>
-              <w:t>{{NAMAKETUA}}</w:t>
+              <w:t>{{NAMA PENERIMA MANFAAT}}</w:t>
             </w:r>
           </w:p>
           <w:p>

--- a/storage/app/templates/nphd_template.docx
+++ b/storage/app/templates/nphd_template.docx
@@ -1113,7 +1113,8 @@
           <w:p>
             <w:pPr>
               <w:spacing w:after="0"/>
-              <w:ind w:left="0" w:firstLine="0"/>
+              <w:ind w:left="360" w:hanging="360"/>
+              <w:jc w:val="left"/>
               <w:rPr>
                 <w:rFonts w:ascii="Times New Roman" w:hAnsi="Times New Roman" w:cs="Times New Roman"/>
                 <w:b/>

--- a/storage/app/templates/nphd_template.docx
+++ b/storage/app/templates/nphd_template.docx
@@ -7322,6 +7322,7 @@
             <w:pPr>
               <w:spacing w:after="0"/>
               <w:ind w:left="34" w:firstLine="0"/>
+              <w:jc w:val="left"/>
               <w:rPr>
                 <w:rFonts w:ascii="Times New Roman" w:hAnsi="Times New Roman" w:cs="Times New Roman"/>
                 <w:b/>
@@ -8707,6 +8708,7 @@
           </w:tcPr>
           <w:p>
             <w:pPr>
+              <w:keepNext/>
               <w:spacing w:after="0"/>
               <w:ind w:left="0" w:firstLine="0"/>
               <w:jc w:val="center"/>
@@ -8725,6 +8727,7 @@
           </w:p>
           <w:p>
             <w:pPr>
+              <w:keepNext/>
               <w:spacing w:after="0"/>
               <w:ind w:left="0" w:firstLine="0"/>
               <w:jc w:val="center"/>
@@ -8736,6 +8739,7 @@
           </w:p>
           <w:p>
             <w:pPr>
+              <w:keepNext/>
               <w:spacing w:after="0"/>
               <w:ind w:left="0" w:firstLine="0"/>
               <w:jc w:val="center"/>
@@ -8754,6 +8758,7 @@
           </w:p>
           <w:p>
             <w:pPr>
+              <w:keepNext/>
               <w:spacing w:after="0"/>
               <w:ind w:left="0" w:firstLine="0"/>
               <w:jc w:val="center"/>
@@ -8765,6 +8770,7 @@
           </w:p>
           <w:p>
             <w:pPr>
+              <w:keepNext/>
               <w:spacing w:after="0"/>
               <w:ind w:left="0" w:firstLine="0"/>
               <w:jc w:val="center"/>
@@ -8776,6 +8782,7 @@
           </w:p>
           <w:p>
             <w:pPr>
+              <w:keepNext/>
               <w:spacing w:after="0"/>
               <w:ind w:left="0" w:firstLine="0"/>
               <w:rPr>
@@ -8786,6 +8793,7 @@
           </w:p>
           <w:p>
             <w:pPr>
+              <w:keepNext/>
               <w:spacing w:after="0"/>
               <w:ind w:left="0" w:firstLine="0"/>
               <w:jc w:val="center"/>
@@ -8797,6 +8805,7 @@
           </w:p>
           <w:p>
             <w:pPr>
+              <w:keepNext/>
               <w:spacing w:after="0"/>
               <w:ind w:left="0" w:firstLine="0"/>
               <w:jc w:val="center"/>
@@ -8808,6 +8817,7 @@
           </w:p>
           <w:p>
             <w:pPr>
+              <w:keepNext/>
               <w:spacing w:after="0"/>
               <w:ind w:left="0" w:firstLine="0"/>
               <w:jc w:val="center"/>
@@ -8819,6 +8829,7 @@
           </w:p>
           <w:p>
             <w:pPr>
+              <w:keepNext/>
               <w:spacing w:after="0"/>
               <w:ind w:left="0" w:firstLine="0"/>
               <w:jc w:val="center"/>
@@ -8830,6 +8841,7 @@
           </w:p>
           <w:p>
             <w:pPr>
+              <w:keepNext/>
               <w:spacing w:after="0"/>
               <w:ind w:left="0" w:firstLine="0"/>
               <w:jc w:val="center"/>
@@ -8864,6 +8876,7 @@
           </w:p>
           <w:p>
             <w:pPr>
+              <w:keepNext/>
               <w:spacing w:after="0"/>
               <w:ind w:left="0" w:firstLine="0"/>
               <w:jc w:val="center"/>
@@ -8919,6 +8932,7 @@
           </w:p>
           <w:p>
             <w:pPr>
+              <w:keepNext/>
               <w:spacing w:after="0"/>
               <w:ind w:left="0" w:firstLine="0"/>
               <w:jc w:val="center"/>
@@ -8935,6 +8949,7 @@
           </w:tcPr>
           <w:p>
             <w:pPr>
+              <w:keepNext/>
               <w:spacing w:after="0"/>
               <w:ind w:left="0" w:firstLine="0"/>
               <w:jc w:val="center"/>
@@ -8953,6 +8968,7 @@
           </w:p>
           <w:p>
             <w:pPr>
+              <w:keepNext/>
               <w:spacing w:after="0"/>
               <w:ind w:left="0" w:firstLine="0"/>
               <w:jc w:val="center"/>
@@ -8964,6 +8980,7 @@
           </w:p>
           <w:p>
             <w:pPr>
+              <w:keepNext/>
               <w:spacing w:after="0"/>
               <w:ind w:left="0" w:firstLine="0"/>
               <w:jc w:val="center"/>
@@ -8983,6 +9000,7 @@
           </w:p>
           <w:p>
             <w:pPr>
+              <w:keepNext/>
               <w:spacing w:after="0"/>
               <w:ind w:left="0" w:firstLine="0"/>
               <w:jc w:val="center"/>
@@ -8994,6 +9012,7 @@
           </w:p>
           <w:p>
             <w:pPr>
+              <w:keepNext/>
               <w:spacing w:after="0"/>
               <w:ind w:left="0" w:firstLine="0"/>
               <w:jc w:val="center"/>
@@ -9005,6 +9024,7 @@
           </w:p>
           <w:p>
             <w:pPr>
+              <w:keepNext/>
               <w:spacing w:after="0"/>
               <w:ind w:left="0" w:firstLine="0"/>
               <w:jc w:val="center"/>
@@ -9016,6 +9036,7 @@
           </w:p>
           <w:p>
             <w:pPr>
+              <w:keepNext/>
               <w:spacing w:after="0"/>
               <w:ind w:left="0" w:firstLine="0"/>
               <w:jc w:val="center"/>
@@ -9027,6 +9048,7 @@
           </w:p>
           <w:p>
             <w:pPr>
+              <w:keepNext/>
               <w:spacing w:after="0"/>
               <w:ind w:left="0" w:firstLine="0"/>
               <w:jc w:val="center"/>
@@ -9038,6 +9060,7 @@
           </w:p>
           <w:p>
             <w:pPr>
+              <w:keepNext/>
               <w:spacing w:after="0"/>
               <w:ind w:left="0" w:firstLine="0"/>
               <w:jc w:val="center"/>
@@ -9049,6 +9072,7 @@
           </w:p>
           <w:p>
             <w:pPr>
+              <w:keepNext/>
               <w:spacing w:after="0"/>
               <w:ind w:left="0" w:firstLine="0"/>
               <w:jc w:val="center"/>
@@ -9060,6 +9084,7 @@
           </w:p>
           <w:p>
             <w:pPr>
+              <w:keepNext/>
               <w:spacing w:after="0"/>
               <w:ind w:left="0" w:firstLine="0"/>
               <w:jc w:val="center"/>

--- a/storage/app/templates/nphd_template.docx
+++ b/storage/app/templates/nphd_template.docx
@@ -8679,446 +8679,157 @@
         </w:rPr>
       </w:pPr>
     </w:p>
-    <w:tbl>
-      <w:tblPr>
-        <w:tblStyle w:val="TableGrid"/>
-        <w:tblW w:w="0" w:type="auto"/>
-        <w:jc w:val="center"/>
-        <w:tblBorders>
-          <w:top w:val="none" w:sz="0" w:space="0" w:color="auto"/>
-          <w:left w:val="none" w:sz="0" w:space="0" w:color="auto"/>
-          <w:bottom w:val="none" w:sz="0" w:space="0" w:color="auto"/>
-          <w:right w:val="none" w:sz="0" w:space="0" w:color="auto"/>
-          <w:insideH w:val="none" w:sz="0" w:space="0" w:color="auto"/>
-          <w:insideV w:val="none" w:sz="0" w:space="0" w:color="auto"/>
-        </w:tblBorders>
-        <w:tblLook w:val="04A0" w:firstRow="1" w:lastRow="0" w:firstColumn="1" w:lastColumn="0" w:noHBand="0" w:noVBand="1"/>
-      </w:tblPr>
-      <w:tblGrid>
-        <w:gridCol w:w="4608"/>
-        <w:gridCol w:w="4418"/>
-      </w:tblGrid>
-      <w:tr>
-        <w:trPr>
-          <w:jc w:val="center"/>
-        </w:trPr>
-        <w:tc>
-          <w:tcPr>
-            <w:tcW w:w="4928" w:type="dxa"/>
-          </w:tcPr>
-          <w:p>
-            <w:pPr>
-              <w:keepNext/>
-              <w:spacing w:after="0"/>
-              <w:ind w:left="0" w:firstLine="0"/>
-              <w:jc w:val="center"/>
-              <w:rPr>
-                <w:rFonts w:ascii="Times New Roman" w:eastAsia="Times New Roman" w:hAnsi="Times New Roman" w:cs="Times New Roman"/>
-                <w:b/>
-              </w:rPr>
-            </w:pPr>
-            <w:r>
-              <w:rPr>
-                <w:rFonts w:ascii="Times New Roman" w:eastAsia="Times New Roman" w:hAnsi="Times New Roman" w:cs="Times New Roman"/>
-                <w:b/>
-              </w:rPr>
-              <w:t>PIHAK KESATU</w:t>
-            </w:r>
-          </w:p>
-          <w:p>
-            <w:pPr>
-              <w:keepNext/>
-              <w:spacing w:after="0"/>
-              <w:ind w:left="0" w:firstLine="0"/>
-              <w:jc w:val="center"/>
-              <w:rPr>
-                <w:rFonts w:ascii="Times New Roman" w:eastAsia="Times New Roman" w:hAnsi="Times New Roman" w:cs="Times New Roman"/>
-                <w:b/>
-              </w:rPr>
-            </w:pPr>
-          </w:p>
-          <w:p>
-            <w:pPr>
-              <w:keepNext/>
-              <w:spacing w:after="0"/>
-              <w:ind w:left="0" w:firstLine="0"/>
-              <w:jc w:val="center"/>
-              <w:rPr>
-                <w:rFonts w:ascii="Times New Roman" w:eastAsia="Times New Roman" w:hAnsi="Times New Roman" w:cs="Times New Roman"/>
-                <w:b/>
-              </w:rPr>
-            </w:pPr>
-            <w:r>
-              <w:rPr>
-                <w:rFonts w:ascii="Times New Roman" w:eastAsia="Times New Roman" w:hAnsi="Times New Roman" w:cs="Times New Roman"/>
-                <w:b/>
-              </w:rPr>
-              <w:t>KEPALA DINAS</w:t>
-            </w:r>
-          </w:p>
-          <w:p>
-            <w:pPr>
-              <w:keepNext/>
-              <w:spacing w:after="0"/>
-              <w:ind w:left="0" w:firstLine="0"/>
-              <w:jc w:val="center"/>
-              <w:rPr>
-                <w:rFonts w:ascii="Times New Roman" w:eastAsia="Times New Roman" w:hAnsi="Times New Roman" w:cs="Times New Roman"/>
-                <w:b/>
-              </w:rPr>
-            </w:pPr>
-          </w:p>
-          <w:p>
-            <w:pPr>
-              <w:keepNext/>
-              <w:spacing w:after="0"/>
-              <w:ind w:left="0" w:firstLine="0"/>
-              <w:jc w:val="center"/>
-              <w:rPr>
-                <w:rFonts w:ascii="Times New Roman" w:eastAsia="Times New Roman" w:hAnsi="Times New Roman" w:cs="Times New Roman"/>
-                <w:b/>
-              </w:rPr>
-            </w:pPr>
-          </w:p>
-          <w:p>
-            <w:pPr>
-              <w:keepNext/>
-              <w:spacing w:after="0"/>
-              <w:ind w:left="0" w:firstLine="0"/>
-              <w:rPr>
-                <w:rFonts w:ascii="Times New Roman" w:eastAsia="Times New Roman" w:hAnsi="Times New Roman" w:cs="Times New Roman"/>
-                <w:b/>
-              </w:rPr>
-            </w:pPr>
-          </w:p>
-          <w:p>
-            <w:pPr>
-              <w:keepNext/>
-              <w:spacing w:after="0"/>
-              <w:ind w:left="0" w:firstLine="0"/>
-              <w:jc w:val="center"/>
-              <w:rPr>
-                <w:rFonts w:ascii="Times New Roman" w:eastAsia="Times New Roman" w:hAnsi="Times New Roman" w:cs="Times New Roman"/>
-                <w:b/>
-              </w:rPr>
-            </w:pPr>
-          </w:p>
-          <w:p>
-            <w:pPr>
-              <w:keepNext/>
-              <w:spacing w:after="0"/>
-              <w:ind w:left="0" w:firstLine="0"/>
-              <w:jc w:val="center"/>
-              <w:rPr>
-                <w:rFonts w:ascii="Times New Roman" w:eastAsia="Times New Roman" w:hAnsi="Times New Roman" w:cs="Times New Roman"/>
-                <w:b/>
-              </w:rPr>
-            </w:pPr>
-          </w:p>
-          <w:p>
-            <w:pPr>
-              <w:keepNext/>
-              <w:spacing w:after="0"/>
-              <w:ind w:left="0" w:firstLine="0"/>
-              <w:jc w:val="center"/>
-              <w:rPr>
-                <w:rFonts w:ascii="Times New Roman" w:eastAsia="Times New Roman" w:hAnsi="Times New Roman" w:cs="Times New Roman"/>
-                <w:b/>
-              </w:rPr>
-            </w:pPr>
-          </w:p>
-          <w:p>
-            <w:pPr>
-              <w:keepNext/>
-              <w:spacing w:after="0"/>
-              <w:ind w:left="0" w:firstLine="0"/>
-              <w:jc w:val="center"/>
-              <w:rPr>
-                <w:rFonts w:ascii="Times New Roman" w:eastAsia="Times New Roman" w:hAnsi="Times New Roman" w:cs="Times New Roman"/>
-                <w:b/>
-              </w:rPr>
-            </w:pPr>
-          </w:p>
-          <w:p>
-            <w:pPr>
-              <w:keepNext/>
-              <w:spacing w:after="0"/>
-              <w:ind w:left="0" w:firstLine="0"/>
-              <w:jc w:val="center"/>
-              <w:rPr>
-                <w:rFonts w:ascii="Times New Roman" w:eastAsia="Times New Roman" w:hAnsi="Times New Roman" w:cs="Times New Roman"/>
-                <w:bCs/>
-              </w:rPr>
-            </w:pPr>
-            <w:r>
-              <w:rPr>
-                <w:rFonts w:ascii="Times New Roman" w:eastAsia="Times New Roman" w:hAnsi="Times New Roman" w:cs="Times New Roman"/>
-                <w:b/>
-                <w:u w:val="single"/>
-              </w:rPr>
-              <w:t xml:space="preserve">DEDI SUPRIADI. S.IP. M.SI </w:t>
-            </w:r>
-            <w:r>
-              <w:rPr>
-                <w:rFonts w:ascii="Times New Roman" w:eastAsia="Times New Roman" w:hAnsi="Times New Roman" w:cs="Times New Roman"/>
-                <w:b/>
-                <w:u w:val="single"/>
-              </w:rPr>
-              <w:br/>
-            </w:r>
-            <w:r>
-              <w:rPr>
-                <w:rFonts w:ascii="Times New Roman" w:eastAsia="Times New Roman" w:hAnsi="Times New Roman" w:cs="Times New Roman"/>
-                <w:bCs/>
-              </w:rPr>
-              <w:t>Pembina Utama Muda / IV.c</w:t>
-            </w:r>
-          </w:p>
-          <w:p>
-            <w:pPr>
-              <w:keepNext/>
-              <w:spacing w:after="0"/>
-              <w:ind w:left="0" w:firstLine="0"/>
-              <w:jc w:val="center"/>
-              <w:rPr>
-                <w:rFonts w:ascii="Times New Roman" w:eastAsia="Times New Roman" w:hAnsi="Times New Roman" w:cs="Times New Roman"/>
-                <w:bCs/>
-              </w:rPr>
-            </w:pPr>
-            <w:r>
-              <w:rPr>
-                <w:rFonts w:ascii="Times New Roman" w:eastAsia="Times New Roman" w:hAnsi="Times New Roman" w:cs="Times New Roman"/>
-                <w:bCs/>
-              </w:rPr>
-              <w:t>NIP.</w:t>
-            </w:r>
-            <w:r>
-              <w:rPr>
-                <w:rFonts w:ascii="Times New Roman" w:eastAsia="Times New Roman" w:hAnsi="Times New Roman" w:cs="Times New Roman"/>
-                <w:bCs/>
-                <w:lang w:val="en-US"/>
-              </w:rPr>
-              <w:t xml:space="preserve"> </w:t>
-            </w:r>
-            <w:r>
-              <w:rPr>
-                <w:rFonts w:ascii="Times New Roman" w:eastAsia="Times New Roman" w:hAnsi="Times New Roman" w:cs="Times New Roman"/>
-                <w:bCs/>
-              </w:rPr>
-              <w:t>19700</w:t>
-            </w:r>
-            <w:r>
-              <w:rPr>
-                <w:rFonts w:ascii="Times New Roman" w:eastAsia="Times New Roman" w:hAnsi="Times New Roman" w:cs="Times New Roman"/>
-                <w:bCs/>
-                <w:lang w:val="en-US"/>
-              </w:rPr>
-              <w:t>2</w:t>
-            </w:r>
-            <w:r>
-              <w:rPr>
-                <w:rFonts w:ascii="Times New Roman" w:eastAsia="Times New Roman" w:hAnsi="Times New Roman" w:cs="Times New Roman"/>
-                <w:bCs/>
-              </w:rPr>
-              <w:t>18 199803</w:t>
-            </w:r>
-            <w:r>
-              <w:rPr>
-                <w:rFonts w:ascii="Times New Roman" w:eastAsia="Times New Roman" w:hAnsi="Times New Roman" w:cs="Times New Roman"/>
-                <w:bCs/>
-              </w:rPr>
-              <w:t xml:space="preserve"> 1 006</w:t>
-            </w:r>
-          </w:p>
-          <w:p>
-            <w:pPr>
-              <w:keepNext/>
-              <w:spacing w:after="0"/>
-              <w:ind w:left="0" w:firstLine="0"/>
-              <w:jc w:val="center"/>
-              <w:rPr>
-                <w:rFonts w:ascii="Times New Roman" w:eastAsia="Times New Roman" w:hAnsi="Times New Roman" w:cs="Times New Roman"/>
-                <w:b/>
-              </w:rPr>
-            </w:pPr>
-          </w:p>
-        </w:tc>
-        <w:tc>
-          <w:tcPr>
-            <w:tcW w:w="4599" w:type="dxa"/>
-          </w:tcPr>
-          <w:p>
-            <w:pPr>
-              <w:keepNext/>
-              <w:spacing w:after="0"/>
-              <w:ind w:left="0" w:firstLine="0"/>
-              <w:jc w:val="center"/>
-              <w:rPr>
-                <w:rFonts w:ascii="Times New Roman" w:eastAsia="Times New Roman" w:hAnsi="Times New Roman" w:cs="Times New Roman"/>
-                <w:b/>
-              </w:rPr>
-            </w:pPr>
-            <w:r>
-              <w:rPr>
-                <w:rFonts w:ascii="Times New Roman" w:eastAsia="Times New Roman" w:hAnsi="Times New Roman" w:cs="Times New Roman"/>
-                <w:b/>
-              </w:rPr>
-              <w:t>PIHAK KEDUA</w:t>
-            </w:r>
-          </w:p>
-          <w:p>
-            <w:pPr>
-              <w:keepNext/>
-              <w:spacing w:after="0"/>
-              <w:ind w:left="0" w:firstLine="0"/>
-              <w:jc w:val="center"/>
-              <w:rPr>
-                <w:rFonts w:ascii="Times New Roman" w:eastAsia="Times New Roman" w:hAnsi="Times New Roman" w:cs="Times New Roman"/>
-                <w:b/>
-              </w:rPr>
-            </w:pPr>
-          </w:p>
-          <w:p>
-            <w:pPr>
-              <w:keepNext/>
-              <w:spacing w:after="0"/>
-              <w:ind w:left="0" w:firstLine="0"/>
-              <w:jc w:val="center"/>
-              <w:rPr>
-                <w:rFonts w:ascii="Times New Roman" w:hAnsi="Times New Roman" w:cs="Times New Roman"/>
-                <w:b/>
-                <w:lang w:val="en-US"/>
-              </w:rPr>
-            </w:pPr>
-            <w:r>
-              <w:rPr>
-                <w:rFonts w:ascii="Times New Roman" w:hAnsi="Times New Roman" w:cs="Times New Roman"/>
-                <w:b/>
-              </w:rPr>
-              <w:t>{{NAMAPENGELOLA}}</w:t>
-            </w:r>
-          </w:p>
-          <w:p>
-            <w:pPr>
-              <w:keepNext/>
-              <w:spacing w:after="0"/>
-              <w:ind w:left="0" w:firstLine="0"/>
-              <w:jc w:val="center"/>
-              <w:rPr>
-                <w:rFonts w:ascii="Times New Roman" w:eastAsia="Times New Roman" w:hAnsi="Times New Roman" w:cs="Times New Roman"/>
-                <w:b/>
-              </w:rPr>
-            </w:pPr>
-          </w:p>
-          <w:p>
-            <w:pPr>
-              <w:keepNext/>
-              <w:spacing w:after="0"/>
-              <w:ind w:left="0" w:firstLine="0"/>
-              <w:jc w:val="center"/>
-              <w:rPr>
-                <w:rFonts w:ascii="Times New Roman" w:eastAsia="Times New Roman" w:hAnsi="Times New Roman" w:cs="Times New Roman"/>
-                <w:b/>
-              </w:rPr>
-            </w:pPr>
-          </w:p>
-          <w:p>
-            <w:pPr>
-              <w:keepNext/>
-              <w:spacing w:after="0"/>
-              <w:ind w:left="0" w:firstLine="0"/>
-              <w:jc w:val="center"/>
-              <w:rPr>
-                <w:rFonts w:ascii="Times New Roman" w:eastAsia="Times New Roman" w:hAnsi="Times New Roman" w:cs="Times New Roman"/>
-                <w:b/>
-              </w:rPr>
-            </w:pPr>
-          </w:p>
-          <w:p>
-            <w:pPr>
-              <w:keepNext/>
-              <w:spacing w:after="0"/>
-              <w:ind w:left="0" w:firstLine="0"/>
-              <w:jc w:val="center"/>
-              <w:rPr>
-                <w:rFonts w:ascii="Times New Roman" w:eastAsia="Times New Roman" w:hAnsi="Times New Roman" w:cs="Times New Roman"/>
-                <w:b/>
-              </w:rPr>
-            </w:pPr>
-          </w:p>
-          <w:p>
-            <w:pPr>
-              <w:keepNext/>
-              <w:spacing w:after="0"/>
-              <w:ind w:left="0" w:firstLine="0"/>
-              <w:jc w:val="center"/>
-              <w:rPr>
-                <w:rFonts w:ascii="Times New Roman" w:eastAsia="Times New Roman" w:hAnsi="Times New Roman" w:cs="Times New Roman"/>
-                <w:b/>
-              </w:rPr>
-            </w:pPr>
-          </w:p>
-          <w:p>
-            <w:pPr>
-              <w:keepNext/>
-              <w:spacing w:after="0"/>
-              <w:ind w:left="0" w:firstLine="0"/>
-              <w:jc w:val="center"/>
-              <w:rPr>
-                <w:rFonts w:ascii="Times New Roman" w:eastAsia="Times New Roman" w:hAnsi="Times New Roman" w:cs="Times New Roman"/>
-                <w:b/>
-              </w:rPr>
-            </w:pPr>
-          </w:p>
-          <w:p>
-            <w:pPr>
-              <w:keepNext/>
-              <w:spacing w:after="0"/>
-              <w:ind w:left="0" w:firstLine="0"/>
-              <w:jc w:val="center"/>
-              <w:rPr>
-                <w:rFonts w:ascii="Times New Roman" w:eastAsia="Times New Roman" w:hAnsi="Times New Roman" w:cs="Times New Roman"/>
-                <w:b/>
-              </w:rPr>
-            </w:pPr>
-          </w:p>
-          <w:p>
-            <w:pPr>
-              <w:keepNext/>
-              <w:spacing w:after="0"/>
-              <w:ind w:left="0" w:firstLine="0"/>
-              <w:jc w:val="center"/>
-              <w:rPr>
-                <w:rFonts w:ascii="Times New Roman" w:eastAsia="Times New Roman" w:hAnsi="Times New Roman" w:cs="Times New Roman"/>
-                <w:b/>
-                <w:u w:val="single"/>
-                <w:lang w:val="en-US"/>
-              </w:rPr>
-            </w:pPr>
-            <w:r>
-              <w:rPr>
-                <w:rFonts w:ascii="Times New Roman" w:eastAsia="Times New Roman" w:hAnsi="Times New Roman" w:cs="Times New Roman"/>
-                <w:b/>
-                <w:u w:val="single"/>
-                <w:lang w:val="en-US"/>
-              </w:rPr>
-              <w:t>{{NAMA PENERIMA MANFAAT}}</w:t>
-            </w:r>
-          </w:p>
-          <w:p>
-            <w:pPr>
-              <w:spacing w:after="0"/>
-              <w:ind w:left="0" w:firstLine="0"/>
-              <w:jc w:val="center"/>
-              <w:rPr>
-                <w:rFonts w:ascii="Times New Roman" w:eastAsia="Times New Roman" w:hAnsi="Times New Roman" w:cs="Times New Roman"/>
-                <w:b/>
-              </w:rPr>
-            </w:pPr>
-          </w:p>
-        </w:tc>
-      </w:tr>
-    </w:tbl>
+    <w:p>
+      <w:pPr>
+        <w:keepNext/>
+        <w:spacing w:after="0"/>
+        <w:ind w:left="0" w:firstLine="0"/>
+        <w:jc w:val="left"/>
+      </w:pPr>
+      <w:r>
+        <w:rPr>
+          <w:rFonts w:ascii="Times New Roman" w:hAnsi="Times New Roman" w:cs="Times New Roman"/>
+          <w:b/>
+          <w:sz w:val="24"/>
+        </w:rPr>
+        <w:t xml:space="preserve">PIHAK KESATU</w:t>
+      </w:r>
+    </w:p>
+    <w:p>
+      <w:pPr>
+        <w:keepNext/>
+        <w:spacing w:after="0"/>
+        <w:ind w:left="0" w:firstLine="0"/>
+        <w:jc w:val="left"/>
+      </w:pPr>
+      <w:r>
+        <w:rPr>
+          <w:rFonts w:ascii="Times New Roman" w:hAnsi="Times New Roman" w:cs="Times New Roman"/>
+          <w:b/>
+          <w:sz w:val="24"/>
+        </w:rPr>
+        <w:t xml:space="preserve">KEPALA DINAS</w:t>
+      </w:r>
+    </w:p>
+    <w:p>
+      <w:pPr>
+        <w:keepNext/>
+        <w:spacing w:after="0"/>
+        <w:ind w:left="0" w:firstLine="0"/>
+        <w:jc w:val="left"/>
+      </w:pPr>
+    </w:p>
+    <w:p>
+      <w:pPr>
+        <w:keepNext/>
+        <w:spacing w:after="0"/>
+        <w:ind w:left="0" w:firstLine="0"/>
+        <w:jc w:val="left"/>
+      </w:pPr>
+    </w:p>
+    <w:p>
+      <w:pPr>
+        <w:keepNext/>
+        <w:spacing w:after="0"/>
+        <w:ind w:left="0" w:firstLine="0"/>
+        <w:jc w:val="left"/>
+      </w:pPr>
+    </w:p>
+    <w:p>
+      <w:pPr>
+        <w:keepNext/>
+        <w:spacing w:after="0"/>
+        <w:ind w:left="0" w:firstLine="0"/>
+        <w:jc w:val="left"/>
+      </w:pPr>
+      <w:r>
+        <w:rPr>
+          <w:rFonts w:ascii="Times New Roman" w:hAnsi="Times New Roman" w:cs="Times New Roman"/>
+          <w:b/>
+          <w:u w:val="single"/>
+          <w:sz w:val="24"/>
+        </w:rPr>
+        <w:t xml:space="preserve">DEDI SUPRIADI. S.IP. M.SI</w:t>
+      </w:r>
+    </w:p>
+    <w:p>
+      <w:pPr>
+        <w:keepNext/>
+        <w:spacing w:after="0"/>
+        <w:ind w:left="0" w:firstLine="0"/>
+        <w:jc w:val="left"/>
+      </w:pPr>
+      <w:r>
+        <w:rPr>
+          <w:rFonts w:ascii="Times New Roman" w:hAnsi="Times New Roman" w:cs="Times New Roman"/>
+          <w:b/>
+          <w:sz w:val="24"/>
+        </w:rPr>
+        <w:t xml:space="preserve">NIP. 19700218 199803 1 006</w:t>
+      </w:r>
+    </w:p>
+    <w:p>
+      <w:pPr>
+        <w:keepNext/>
+        <w:spacing w:after="0"/>
+        <w:ind w:left="0" w:firstLine="0"/>
+        <w:jc w:val="left"/>
+      </w:pPr>
+    </w:p>
+    <w:p>
+      <w:pPr>
+        <w:keepNext/>
+        <w:spacing w:after="0"/>
+        <w:ind w:left="0" w:firstLine="0"/>
+        <w:jc w:val="left"/>
+      </w:pPr>
+      <w:r>
+        <w:rPr>
+          <w:rFonts w:ascii="Times New Roman" w:hAnsi="Times New Roman" w:cs="Times New Roman"/>
+          <w:b/>
+          <w:sz w:val="24"/>
+        </w:rPr>
+        <w:t xml:space="preserve">PIHAK KEDUA</w:t>
+      </w:r>
+    </w:p>
+    <w:p>
+      <w:pPr>
+        <w:keepNext/>
+        <w:spacing w:after="0"/>
+        <w:ind w:left="0" w:firstLine="0"/>
+        <w:jc w:val="left"/>
+      </w:pPr>
+      <w:r>
+        <w:rPr>
+          <w:rFonts w:ascii="Times New Roman" w:hAnsi="Times New Roman" w:cs="Times New Roman"/>
+          <w:b/>
+          <w:sz w:val="24"/>
+        </w:rPr>
+        <w:t xml:space="preserve">{{NAMAPENGELOLA}}</w:t>
+      </w:r>
+    </w:p>
+    <w:p>
+      <w:pPr>
+        <w:keepNext/>
+        <w:spacing w:after="0"/>
+        <w:ind w:left="0" w:firstLine="0"/>
+        <w:jc w:val="left"/>
+      </w:pPr>
+      <w:r>
+        <w:rPr>
+          <w:rFonts w:ascii="Times New Roman" w:hAnsi="Times New Roman" w:cs="Times New Roman"/>
+          <w:sz w:val="24"/>
+        </w:rPr>
+        <w:t xml:space="preserve">{{TABEL PENERIMA}}</w:t>
+      </w:r>
+    </w:p>
+    <w:p>
+      <w:pPr>
+        <w:spacing w:after="0"/>
+        <w:ind w:left="0" w:firstLine="0"/>
+        <w:jc w:val="left"/>
+      </w:pPr>
+    </w:p>
     <w:p>
       <w:pPr>
         <w:spacing w:after="0" w:line="360" w:lineRule="auto"/>
